--- a/softwre Engineering.docx
+++ b/softwre Engineering.docx
@@ -1,6 +1,6 @@
 
 <file path=word/document.xml><?xml version="1.0" encoding="utf-8"?>
-<w:document xmlns:wpc="http://schemas.microsoft.com/office/word/2010/wordprocessingCanvas" xmlns:cx="http://schemas.microsoft.com/office/drawing/2014/chartex" xmlns:cx1="http://schemas.microsoft.com/office/drawing/2015/9/8/chartex" xmlns:cx2="http://schemas.microsoft.com/office/drawing/2015/10/21/chartex" xmlns:cx3="http://schemas.microsoft.com/office/drawing/2016/5/9/chartex" xmlns:cx4="http://schemas.microsoft.com/office/drawing/2016/5/10/chartex" xmlns:cx5="http://schemas.microsoft.com/office/drawing/2016/5/11/chartex" xmlns:cx6="http://schemas.microsoft.com/office/drawing/2016/5/12/chartex" xmlns:cx7="http://schemas.microsoft.com/office/drawing/2016/5/13/chartex" xmlns:cx8="http://schemas.microsoft.com/office/drawing/2016/5/14/chartex" xmlns:mc="http://schemas.openxmlformats.org/markup-compatibility/2006" xmlns:aink="http://schemas.microsoft.com/office/drawing/2016/ink" xmlns:am3d="http://schemas.microsoft.com/office/drawing/2017/model3d" xmlns:o="urn:schemas-microsoft-com:office:office" xmlns:oel="http://schemas.microsoft.com/office/2019/extlst" xmlns:r="http://schemas.openxmlformats.org/officeDocument/2006/relationships" xmlns:m="http://schemas.openxmlformats.org/officeDocument/2006/math" xmlns:v="urn:schemas-microsoft-com:vml" xmlns:wp14="http://schemas.microsoft.com/office/word/2010/wordprocessingDrawing" xmlns:wp="http://schemas.openxmlformats.org/drawingml/2006/wordprocessingDrawing" xmlns:w10="urn:schemas-microsoft-com:office:word" xmlns:w="http://schemas.openxmlformats.org/wordprocessingml/2006/main" xmlns:w14="http://schemas.microsoft.com/office/word/2010/wordml" xmlns:w15="http://schemas.microsoft.com/office/word/2012/wordml" xmlns:w16cei="http://schemas.microsoft.com/office/word/2026/wordml/cei" xmlns:w16cex="http://schemas.microsoft.com/office/word/2018/wordml/cex" xmlns:w16cid="http://schemas.microsoft.com/office/word/2016/wordml/cid" xmlns:w16="http://schemas.microsoft.com/office/word/2018/wordml" xmlns:w16du="http://schemas.microsoft.com/office/word/2023/wordml/word16du" xmlns:w16sdtdh="http://schemas.microsoft.com/office/word/2020/wordml/sdtdatahash" xmlns:w16sdtfl="http://schemas.microsoft.com/office/word/2024/wordml/sdtformatlock" xmlns:w16se="http://schemas.microsoft.com/office/word/2015/wordml/symex" xmlns:wpg="http://schemas.microsoft.com/office/word/2010/wordprocessingGroup" xmlns:wpi="http://schemas.microsoft.com/office/word/2010/wordprocessingInk" xmlns:wne="http://schemas.microsoft.com/office/word/2006/wordml" xmlns:wps="http://schemas.microsoft.com/office/word/2010/wordprocessingShape" mc:Ignorable="w14 w15 w16se w16cid w16 w16cex w16sdtdh w16sdtfl w16du wp14">
+<w:document xmlns:wpc="http://schemas.microsoft.com/office/word/2010/wordprocessingCanvas" xmlns:cx="http://schemas.microsoft.com/office/drawing/2014/chartex" xmlns:cx1="http://schemas.microsoft.com/office/drawing/2015/9/8/chartex" xmlns:cx2="http://schemas.microsoft.com/office/drawing/2015/10/21/chartex" xmlns:cx3="http://schemas.microsoft.com/office/drawing/2016/5/9/chartex" xmlns:cx4="http://schemas.microsoft.com/office/drawing/2016/5/10/chartex" xmlns:cx5="http://schemas.microsoft.com/office/drawing/2016/5/11/chartex" xmlns:cx6="http://schemas.microsoft.com/office/drawing/2016/5/12/chartex" xmlns:cx7="http://schemas.microsoft.com/office/drawing/2016/5/13/chartex" xmlns:cx8="http://schemas.microsoft.com/office/drawing/2016/5/14/chartex" xmlns:mc="http://schemas.openxmlformats.org/markup-compatibility/2006" xmlns:aink="http://schemas.microsoft.com/office/drawing/2016/ink" xmlns:am3d="http://schemas.microsoft.com/office/drawing/2017/model3d" xmlns:o="urn:schemas-microsoft-com:office:office" xmlns:oel="http://schemas.microsoft.com/office/2019/extlst" xmlns:r="http://schemas.openxmlformats.org/officeDocument/2006/relationships" xmlns:m="http://schemas.openxmlformats.org/officeDocument/2006/math" xmlns:v="urn:schemas-microsoft-com:vml" xmlns:wp14="http://schemas.microsoft.com/office/word/2010/wordprocessingDrawing" xmlns:wp="http://schemas.openxmlformats.org/drawingml/2006/wordprocessingDrawing" xmlns:w10="urn:schemas-microsoft-com:office:word" xmlns:w="http://schemas.openxmlformats.org/wordprocessingml/2006/main" xmlns:w14="http://schemas.microsoft.com/office/word/2010/wordml" xmlns:w15="http://schemas.microsoft.com/office/word/2012/wordml" xmlns:w16cex="http://schemas.microsoft.com/office/word/2018/wordml/cex" xmlns:w16cid="http://schemas.microsoft.com/office/word/2016/wordml/cid" xmlns:w16="http://schemas.microsoft.com/office/word/2018/wordml" xmlns:w16du="http://schemas.microsoft.com/office/word/2023/wordml/word16du" xmlns:w16sdtdh="http://schemas.microsoft.com/office/word/2020/wordml/sdtdatahash" xmlns:w16sdtfl="http://schemas.microsoft.com/office/word/2024/wordml/sdtformatlock" xmlns:w16se="http://schemas.microsoft.com/office/word/2015/wordml/symex" xmlns:wpg="http://schemas.microsoft.com/office/word/2010/wordprocessingGroup" xmlns:wpi="http://schemas.microsoft.com/office/word/2010/wordprocessingInk" xmlns:wne="http://schemas.microsoft.com/office/word/2006/wordml" xmlns:wps="http://schemas.microsoft.com/office/word/2010/wordprocessingShape" mc:Ignorable="w14 w15 w16se w16cid w16 w16cex w16sdtdh w16sdtfl w16du wp14">
   <w:body>
     <w:p>
       <w:pPr>
@@ -12070,17 +12070,7 @@
           <w:szCs w:val="28"/>
         </w:rPr>
         <w:lastRenderedPageBreak/>
-        <w:t>UML Diagrams (Use Case, Class, Sequence)</w:t>
-      </w:r>
-      <w:r>
-        <w:rPr>
-          <w:rFonts w:ascii="Times New Roman" w:hAnsi="Times New Roman" w:cs="Times New Roman"/>
-          <w:b/>
-          <w:bCs/>
-          <w:sz w:val="28"/>
-          <w:szCs w:val="28"/>
-        </w:rPr>
-        <w:t>:</w:t>
+        <w:t>UML Diagrams (Use Case, Class, Sequence):</w:t>
       </w:r>
     </w:p>
     <w:p>
@@ -14200,15 +14190,7 @@
                 <w:sz w:val="28"/>
                 <w:szCs w:val="28"/>
               </w:rPr>
-              <w:t>H</w:t>
-            </w:r>
-            <w:r>
-              <w:rPr>
-                <w:rFonts w:ascii="Times New Roman" w:hAnsi="Times New Roman" w:cs="Times New Roman"/>
-                <w:sz w:val="28"/>
-                <w:szCs w:val="28"/>
-              </w:rPr>
-              <w:t>umidity</w:t>
+              <w:t>Humidity</w:t>
             </w:r>
           </w:p>
         </w:tc>
@@ -17654,10 +17636,10 @@
       <w:pgSz w:w="11906" w:h="16838"/>
       <w:pgMar w:top="1440" w:right="1440" w:bottom="1440" w:left="1440" w:header="708" w:footer="708" w:gutter="0"/>
       <w:pgBorders w:offsetFrom="page">
-        <w:top w:val="single" w:sz="4" w:space="24" w:color="auto"/>
-        <w:left w:val="single" w:sz="4" w:space="24" w:color="auto"/>
-        <w:bottom w:val="single" w:sz="4" w:space="24" w:color="auto"/>
-        <w:right w:val="single" w:sz="4" w:space="24" w:color="auto"/>
+        <w:top w:val="thinThickSmallGap" w:sz="24" w:space="24" w:color="auto"/>
+        <w:left w:val="thinThickSmallGap" w:sz="24" w:space="24" w:color="auto"/>
+        <w:bottom w:val="thickThinSmallGap" w:sz="24" w:space="24" w:color="auto"/>
+        <w:right w:val="thickThinSmallGap" w:sz="24" w:space="24" w:color="auto"/>
       </w:pgBorders>
       <w:cols w:space="708"/>
       <w:docGrid w:linePitch="360"/>
@@ -17667,7 +17649,7 @@
 </file>
 
 <file path=word/numbering.xml><?xml version="1.0" encoding="utf-8"?>
-<w:numbering xmlns:wpc="http://schemas.microsoft.com/office/word/2010/wordprocessingCanvas" xmlns:cx="http://schemas.microsoft.com/office/drawing/2014/chartex" xmlns:cx1="http://schemas.microsoft.com/office/drawing/2015/9/8/chartex" xmlns:cx2="http://schemas.microsoft.com/office/drawing/2015/10/21/chartex" xmlns:cx3="http://schemas.microsoft.com/office/drawing/2016/5/9/chartex" xmlns:cx4="http://schemas.microsoft.com/office/drawing/2016/5/10/chartex" xmlns:cx5="http://schemas.microsoft.com/office/drawing/2016/5/11/chartex" xmlns:cx6="http://schemas.microsoft.com/office/drawing/2016/5/12/chartex" xmlns:cx7="http://schemas.microsoft.com/office/drawing/2016/5/13/chartex" xmlns:cx8="http://schemas.microsoft.com/office/drawing/2016/5/14/chartex" xmlns:mc="http://schemas.openxmlformats.org/markup-compatibility/2006" xmlns:aink="http://schemas.microsoft.com/office/drawing/2016/ink" xmlns:am3d="http://schemas.microsoft.com/office/drawing/2017/model3d" xmlns:o="urn:schemas-microsoft-com:office:office" xmlns:oel="http://schemas.microsoft.com/office/2019/extlst" xmlns:r="http://schemas.openxmlformats.org/officeDocument/2006/relationships" xmlns:m="http://schemas.openxmlformats.org/officeDocument/2006/math" xmlns:v="urn:schemas-microsoft-com:vml" xmlns:wp14="http://schemas.microsoft.com/office/word/2010/wordprocessingDrawing" xmlns:wp="http://schemas.openxmlformats.org/drawingml/2006/wordprocessingDrawing" xmlns:w10="urn:schemas-microsoft-com:office:word" xmlns:w="http://schemas.openxmlformats.org/wordprocessingml/2006/main" xmlns:w14="http://schemas.microsoft.com/office/word/2010/wordml" xmlns:w15="http://schemas.microsoft.com/office/word/2012/wordml" xmlns:w16cei="http://schemas.microsoft.com/office/word/2026/wordml/cei" xmlns:w16cex="http://schemas.microsoft.com/office/word/2018/wordml/cex" xmlns:w16cid="http://schemas.microsoft.com/office/word/2016/wordml/cid" xmlns:w16="http://schemas.microsoft.com/office/word/2018/wordml" xmlns:w16du="http://schemas.microsoft.com/office/word/2023/wordml/word16du" xmlns:w16sdtdh="http://schemas.microsoft.com/office/word/2020/wordml/sdtdatahash" xmlns:w16sdtfl="http://schemas.microsoft.com/office/word/2024/wordml/sdtformatlock" xmlns:w16se="http://schemas.microsoft.com/office/word/2015/wordml/symex" xmlns:wpg="http://schemas.microsoft.com/office/word/2010/wordprocessingGroup" xmlns:wpi="http://schemas.microsoft.com/office/word/2010/wordprocessingInk" xmlns:wne="http://schemas.microsoft.com/office/word/2006/wordml" xmlns:wps="http://schemas.microsoft.com/office/word/2010/wordprocessingShape" mc:Ignorable="w14 w15 w16se w16cid w16 w16cex w16sdtdh w16sdtfl w16du wp14">
+<w:numbering xmlns:wpc="http://schemas.microsoft.com/office/word/2010/wordprocessingCanvas" xmlns:cx="http://schemas.microsoft.com/office/drawing/2014/chartex" xmlns:cx1="http://schemas.microsoft.com/office/drawing/2015/9/8/chartex" xmlns:cx2="http://schemas.microsoft.com/office/drawing/2015/10/21/chartex" xmlns:cx3="http://schemas.microsoft.com/office/drawing/2016/5/9/chartex" xmlns:cx4="http://schemas.microsoft.com/office/drawing/2016/5/10/chartex" xmlns:cx5="http://schemas.microsoft.com/office/drawing/2016/5/11/chartex" xmlns:cx6="http://schemas.microsoft.com/office/drawing/2016/5/12/chartex" xmlns:cx7="http://schemas.microsoft.com/office/drawing/2016/5/13/chartex" xmlns:cx8="http://schemas.microsoft.com/office/drawing/2016/5/14/chartex" xmlns:mc="http://schemas.openxmlformats.org/markup-compatibility/2006" xmlns:aink="http://schemas.microsoft.com/office/drawing/2016/ink" xmlns:am3d="http://schemas.microsoft.com/office/drawing/2017/model3d" xmlns:o="urn:schemas-microsoft-com:office:office" xmlns:oel="http://schemas.microsoft.com/office/2019/extlst" xmlns:r="http://schemas.openxmlformats.org/officeDocument/2006/relationships" xmlns:m="http://schemas.openxmlformats.org/officeDocument/2006/math" xmlns:v="urn:schemas-microsoft-com:vml" xmlns:wp14="http://schemas.microsoft.com/office/word/2010/wordprocessingDrawing" xmlns:wp="http://schemas.openxmlformats.org/drawingml/2006/wordprocessingDrawing" xmlns:w10="urn:schemas-microsoft-com:office:word" xmlns:w="http://schemas.openxmlformats.org/wordprocessingml/2006/main" xmlns:w14="http://schemas.microsoft.com/office/word/2010/wordml" xmlns:w15="http://schemas.microsoft.com/office/word/2012/wordml" xmlns:w16cex="http://schemas.microsoft.com/office/word/2018/wordml/cex" xmlns:w16cid="http://schemas.microsoft.com/office/word/2016/wordml/cid" xmlns:w16="http://schemas.microsoft.com/office/word/2018/wordml" xmlns:w16du="http://schemas.microsoft.com/office/word/2023/wordml/word16du" xmlns:w16sdtdh="http://schemas.microsoft.com/office/word/2020/wordml/sdtdatahash" xmlns:w16sdtfl="http://schemas.microsoft.com/office/word/2024/wordml/sdtformatlock" xmlns:w16se="http://schemas.microsoft.com/office/word/2015/wordml/symex" xmlns:wpg="http://schemas.microsoft.com/office/word/2010/wordprocessingGroup" xmlns:wpi="http://schemas.microsoft.com/office/word/2010/wordprocessingInk" xmlns:wne="http://schemas.microsoft.com/office/word/2006/wordml" xmlns:wps="http://schemas.microsoft.com/office/word/2010/wordprocessingShape" mc:Ignorable="w14 w15 w16se w16cid w16 w16cex w16sdtdh w16sdtfl w16du wp14">
   <w:abstractNum w:abstractNumId="0" w15:restartNumberingAfterBreak="0">
     <w:nsid w:val="0BA730C1"/>
     <w:multiLevelType w:val="multilevel"/>
@@ -21655,6 +21637,7 @@
   <w:style w:type="character" w:default="1" w:styleId="DefaultParagraphFont">
     <w:name w:val="Default Paragraph Font"/>
     <w:uiPriority w:val="1"/>
+    <w:semiHidden/>
     <w:unhideWhenUsed/>
   </w:style>
   <w:style w:type="table" w:default="1" w:styleId="TableNormal">
